--- a/landing-page/program-detail/rushford-business-school/bba/02-bba-in-marketing.docx
+++ b/landing-page/program-detail/rushford-business-school/bba/02-bba-in-marketing.docx
@@ -38,7 +38,7 @@
         <w:t xml:space="preserve">Meta Description: </w:t>
       </w:r>
       <w:r>
-        <w:t>Study the BBA in Marketing from Rushford Business School, Switzerland. 20 to 24 months online: strategic marketing, consumer behaviour, digital, analytics and international marketing.</w:t>
+        <w:t>Study the BBA in Marketing from Rushford Business School, Switzerland. 20 to 24 months online: strategic marketing, consumer behavior, digital, analytics and international marketing.</w:t>
       </w:r>
     </w:p>
     <w:p>
@@ -65,7 +65,7 @@
         <w:rPr>
           <w:sz w:val="22"/>
         </w:rPr>
-        <w:t>From consumer insight to market leadership. Rushford Business School's BBA in Marketing builds the strategic, digital, and analytical side of modern marketing, in twenty to twenty-four months of fully online study from the UAE.</w:t>
+        <w:t>From consumer insight to market leadership. Rushford Business School's BBA in Marketing builds the strategic, digital, and analytical side of modern marketing, in 20 to 24 months of fully online study from the UAE.</w:t>
       </w:r>
     </w:p>
     <w:p>
@@ -105,7 +105,7 @@
         <w:pStyle w:val="ListBullet"/>
       </w:pPr>
       <w:r>
-        <w:t>Marketing specialisation</w:t>
+        <w:t>Marketing specialization</w:t>
       </w:r>
     </w:p>
     <w:p>
@@ -137,7 +137,7 @@
         <w:pStyle w:val="Heading2"/>
       </w:pPr>
       <w:r>
-        <w:t>Programme at a Glance</w:t>
+        <w:t>Program At A Glance</w:t>
       </w:r>
     </w:p>
     <w:tbl>
@@ -220,7 +220,7 @@
                 <w:b/>
                 <w:sz w:val="20"/>
               </w:rPr>
-              <w:t>Specialisation</w:t>
+              <w:t>Specialization</w:t>
             </w:r>
           </w:p>
         </w:tc>
@@ -320,7 +320,7 @@
               <w:rPr>
                 <w:sz w:val="20"/>
               </w:rPr>
-              <w:t>Strategic Marketing, Consumer Behaviour, Digital Marketing, Marketing Analytics &amp; International Marketing</w:t>
+              <w:t>Strategic Marketing, Consumer Behavior, Digital Marketing, Marketing Analytics &amp; International Marketing</w:t>
             </w:r>
           </w:p>
         </w:tc>
@@ -342,12 +342,12 @@
         <w:pStyle w:val="Heading2"/>
       </w:pPr>
       <w:r>
-        <w:t>Programme Overview</w:t>
+        <w:t>Program Overview</w:t>
       </w:r>
     </w:p>
     <w:p>
       <w:r>
-        <w:t>The BBA in Marketing is for people who want to understand not only how businesses operate, but how brands attract, influence, and keep customers in a digital, global marketplace. The programme develops a working grasp of strategic marketing, consumer behaviour, digital marketing, marketing analytics, and international markets, and teaches you to connect customer insight with business strategy.</w:t>
+        <w:t>The BBA in Marketing is for people who want to understand not only how businesses operate, but how brands attract, influence, and keep customers in a digital, global marketplace. The program develops a working grasp of strategic marketing, consumer behavior, digital marketing, marketing analytics, and international markets, and teaches you to connect customer insight with business strategy.</w:t>
       </w:r>
     </w:p>
     <w:p>
@@ -360,7 +360,7 @@
         <w:pStyle w:val="Heading2"/>
       </w:pPr>
       <w:r>
-        <w:t>Why Choose This Programme</w:t>
+        <w:t>Why Choose This Program</w:t>
       </w:r>
     </w:p>
     <w:p>
@@ -399,7 +399,7 @@
     </w:p>
     <w:p>
       <w:r>
-        <w:t>How organisations use digital channels, data, and technology to reach, engage, and convert modern customers.</w:t>
+        <w:t>How organizations use digital channels, data, and technology to reach, engage, and convert modern customers.</w:t>
       </w:r>
     </w:p>
     <w:p>
@@ -449,7 +449,7 @@
         <w:t>Closing line:</w:t>
       </w:r>
       <w:r>
-        <w:t xml:space="preserve"> Rushford Business School, Switzerland, awards the degree. The campaigns you run afterwards are the portfolio that matters, and this programme is built to start it early.</w:t>
+        <w:t xml:space="preserve"> Rushford Business School, Switzerland, awards the degree. The campaigns you run afterwards are the portfolio that matters, and this program is built to start it early.</w:t>
       </w:r>
     </w:p>
     <w:p>
@@ -614,7 +614,7 @@
     </w:p>
     <w:p>
       <w:r>
-        <w:t>Roles come from the programme's official career outcomes across marketing, digital, brand, customer, and commercial functions.</w:t>
+        <w:t>Roles come from the program's official career outcomes across marketing, digital, brand, customer, and commercial functions.</w:t>
       </w:r>
     </w:p>
     <w:p>
@@ -622,7 +622,7 @@
         <w:pStyle w:val="Heading2"/>
       </w:pPr>
       <w:r>
-        <w:t>Programme Structure</w:t>
+        <w:t>Program Structure</w:t>
       </w:r>
     </w:p>
     <w:p>
@@ -796,7 +796,7 @@
         <w:pStyle w:val="ListBullet"/>
       </w:pPr>
       <w:r>
-        <w:t>Consumer insight, digital intelligence, and global strategy, the three dimensions the programme connects, so decisions come out customer-focused, commercially relevant, and supported by data</w:t>
+        <w:t>Consumer insight, digital intelligence, and global strategy, the three dimensions the program connects, so decisions come out customer-focused, commercially relevant, and supported by data</w:t>
       </w:r>
     </w:p>
     <w:p>
@@ -842,7 +842,7 @@
               <w:rPr>
                 <w:sz w:val="20"/>
               </w:rPr>
-              <w:t>Dedicated guidance from experienced faculty throughout the programme</w:t>
+              <w:t>Dedicated guidance from experienced faculty throughout the program</w:t>
             </w:r>
           </w:p>
         </w:tc>
@@ -1122,7 +1122,7 @@
                 <w:b/>
                 <w:sz w:val="20"/>
               </w:rPr>
-              <w:t>Programme Fees</w:t>
+              <w:t>Program Fees</w:t>
             </w:r>
           </w:p>
         </w:tc>
@@ -1193,7 +1193,7 @@
               <w:rPr>
                 <w:sz w:val="20"/>
               </w:rPr>
-              <w:t>Registration fee, initial payment, and instalment options itemised in the breakdown</w:t>
+              <w:t>Registration fee, initial payment, and installment options itemised in the breakdown</w:t>
             </w:r>
           </w:p>
         </w:tc>
@@ -1265,7 +1265,7 @@
         <w:t xml:space="preserve">Request the fee structure: </w:t>
       </w:r>
       <w:r>
-        <w:t>Fee structures vary with the intake, eligibility, and study arrangements. Speak with the admissions team for a personalised breakdown covering the registration fee, initial payment, instalment options, and available scholarships. It costs nothing and binds you to nothing.</w:t>
+        <w:t>Fee structures vary with the intake, eligibility, and study arrangements. Speak with the admissions team for a personalised breakdown covering the registration fee, initial payment, installment options, and available scholarships. It costs nothing and binds you to nothing.</w:t>
       </w:r>
     </w:p>
     <w:sectPr>
